--- a/讨论题十三.docx
+++ b/讨论题十三.docx
@@ -95,7 +95,6 @@
     <w:p>
       <w:pPr>
         <w:rPr>
-          <w:rFonts w:hint="eastAsia"/>
           <w:b/>
           <w:color w:val="5B9BD5" w:themeColor="accent1"/>
         </w:rPr>
@@ -362,7 +361,6 @@
       <w:pPr>
         <w:ind w:left="420"/>
         <w:rPr>
-          <w:rFonts w:hint="eastAsia"/>
           <w:color w:val="5B9BD5" w:themeColor="accent1"/>
         </w:rPr>
       </w:pPr>
@@ -400,7 +398,7 @@
           <w:noProof/>
         </w:rPr>
         <w:drawing>
-          <wp:inline distT="0" distB="0" distL="0" distR="0" wp14:anchorId="156F8F8D" wp14:editId="493AFF0E">
+          <wp:inline distT="0" distB="0" distL="0" distR="0" wp14:anchorId="156F8F8D" wp14:editId="695C5E1F">
             <wp:extent cx="3450195" cy="3162748"/>
             <wp:effectExtent l="0" t="0" r="4445" b="0"/>
             <wp:docPr id="80429848" name="图片 10"/>
@@ -447,7 +445,6 @@
         <w:pStyle w:val="a3"/>
         <w:ind w:left="930" w:firstLineChars="0" w:firstLine="0"/>
         <w:rPr>
-          <w:rFonts w:hint="eastAsia"/>
           <w:color w:val="5B9BD5" w:themeColor="accent1"/>
         </w:rPr>
       </w:pPr>
@@ -577,7 +574,6 @@
       <w:pPr>
         <w:ind w:firstLineChars="200" w:firstLine="420"/>
         <w:rPr>
-          <w:rFonts w:hint="eastAsia"/>
           <w:bCs/>
         </w:rPr>
       </w:pPr>
@@ -841,7 +837,6 @@
         <w:pStyle w:val="a3"/>
         <w:ind w:left="360" w:firstLineChars="0" w:firstLine="0"/>
         <w:rPr>
-          <w:rFonts w:hint="eastAsia"/>
           <w:color w:val="5B9BD5" w:themeColor="accent1"/>
         </w:rPr>
       </w:pPr>
@@ -1002,7 +997,6 @@
         <w:pStyle w:val="a3"/>
         <w:ind w:left="360" w:firstLineChars="0" w:firstLine="0"/>
         <w:rPr>
-          <w:rFonts w:hint="eastAsia"/>
           <w:color w:val="5B9BD5" w:themeColor="accent1"/>
         </w:rPr>
       </w:pPr>
@@ -1077,7 +1071,7 @@
         <w:ind w:firstLineChars="200" w:firstLine="420"/>
         <w:rPr>
           <w:rFonts w:hint="eastAsia"/>
-          <w:color w:val="5B9BD5" w:themeColor="accent1"/>
+          <w:color w:val="EE0000"/>
         </w:rPr>
       </w:pPr>
       <w:r>
@@ -1086,6 +1080,20 @@
           <w:color w:val="5B9BD5" w:themeColor="accent1"/>
         </w:rPr>
         <w:t>题目中所有消费者是同质的的假设需要改变，如果消费者对电脑的使用有不同，一个较低的出租价格更利于扩大市场，而这种价格歧视为二级价格歧视，对电脑使用时长越大的消费者对公司带来的利润就更大。</w:t>
+      </w:r>
+      <w:r>
+        <w:rPr>
+          <w:rFonts w:hint="eastAsia"/>
+          <w:color w:val="EE0000"/>
+        </w:rPr>
+        <w:t>并非使用时长，而是使用强度的歧视</w:t>
+      </w:r>
+      <w:r>
+        <w:rPr>
+          <w:rFonts w:hint="eastAsia"/>
+          <w:color w:val="EE0000"/>
+        </w:rPr>
+        <w:t>。</w:t>
       </w:r>
     </w:p>
     <w:p>
@@ -1116,7 +1124,6 @@
         <w:pStyle w:val="a3"/>
         <w:ind w:left="360" w:firstLineChars="0" w:firstLine="0"/>
         <w:rPr>
-          <w:rFonts w:hint="eastAsia"/>
           <w:color w:val="5B9BD5" w:themeColor="accent1"/>
         </w:rPr>
       </w:pPr>
@@ -1230,6 +1237,7 @@
       </w:pPr>
       <w:r>
         <w:rPr>
+          <w:noProof/>
           <w:color w:val="FF0000"/>
         </w:rPr>
         <w:drawing>
